--- a/SAJE_292892_revision/deliverables_final/07_Response_to_Reviewer_A.docx
+++ b/SAJE_292892_revision/deliverables_final/07_Response_to_Reviewer_A.docx
@@ -370,7 +370,7 @@
         <w:t xml:space="preserve">“</w:t>
       </w:r>
       <w:r>
-        <w:t xml:space="preserve">We therefore treat the post-coverage estimates as conditional on parallel trends and give most weight to evidence that does not depend on it: the ordering of growth and entry, and the contrast between waves with and without a run-up.</w:t>
+        <w:t xml:space="preserve">Therefore, we treat the post-coverage estimates as conditional on parallel trends and give most weight to evidence that does not depend on it: the ordering of growth and entry and the contrast between waves with and without a run-up.</w:t>
       </w:r>
       <w:r>
         <w:t xml:space="preserve">”</w:t>
@@ -528,7 +528,7 @@
         <w:t xml:space="preserve">“</w:t>
       </w:r>
       <w:r>
-        <w:t xml:space="preserve">Pre-specification does not make the recorded year the date on which investors learned of coverage, so we give the two datings equal standing.</w:t>
+        <w:t xml:space="preserve">Pre-specification does not make the recorded year the date on which investors learned of coverage; therefore, we give the two datings equal standing.</w:t>
       </w:r>
       <w:r>
         <w:t xml:space="preserve">”</w:t>
@@ -714,7 +714,7 @@
         <w:t xml:space="preserve">“</w:t>
       </w:r>
       <w:r>
-        <w:t xml:space="preserve">Without ownership, fund holding, or trading data, we cannot observe the channels themselves; the data show whether entry follows relative growth, how the valuation gap evolves around entry, and whether that path differs with the initial score.</w:t>
+        <w:t xml:space="preserve">Without ownership, fund holdings, or trading data, we cannot observe the channels themselves; the data show whether entry follows relative growth, how the valuation gap evolves around entry, and whether that path differs with the initial score.</w:t>
       </w:r>
       <w:r>
         <w:t xml:space="preserve">”</w:t>
@@ -1609,7 +1609,7 @@
   <w:docDefaults>
     <w:rPrDefault>
       <w:rPr>
-        <w:rFonts w:asciiTheme="minorHAnsi" w:cstheme="minorBidi" w:eastAsiaTheme="minorHAnsi" w:hAnsiTheme="minorHAnsi"/>
+        <w:rFonts w:ascii="Times New Roman" w:hAnsi="Times New Roman" w:eastAsia="Times New Roman" w:cs="Times New Roman"/>
         <w:sz w:val="24"/>
         <w:szCs w:val="24"/>
         <w:lang w:bidi="ar-SA" w:eastAsia="en-US" w:val="en-US"/>
@@ -2437,7 +2437,7 @@
     </a:clrScheme>
     <a:fontScheme name="Office">
       <a:majorFont>
-        <a:latin typeface="Calibri"/>
+        <a:latin typeface="Times New Roman"/>
         <a:ea typeface=""/>
         <a:cs typeface=""/>
         <a:font script="Jpan" typeface="ＭＳ ゴシック"/>
@@ -2471,7 +2471,7 @@
         <a:font script="Uigh" typeface="Microsoft Uighur"/>
       </a:majorFont>
       <a:minorFont>
-        <a:latin typeface="Cambria"/>
+        <a:latin typeface="Times New Roman"/>
         <a:ea typeface=""/>
         <a:cs typeface=""/>
         <a:font script="Jpan" typeface="ＭＳ 明朝"/>
